--- a/templates_docx/smf_Square_Letter_Head_Registration_borrower.docx
+++ b/templates_docx/smf_Square_Letter_Head_Registration_borrower.docx
@@ -427,33 +427,7 @@
                 <w:szCs w:val="20"/>
                 <w:lang w:val="en-IN" w:eastAsia="en-IN"/>
               </w:rPr>
-              <w:t>H.No.5-4-</w:t>
-            </w:r>
-            <w:proofErr w:type="gramStart"/>
-            <w:r>
-              <w:rPr>
-                <w:rFonts w:ascii="Calibri" w:hAnsi="Calibri" w:cs="Calibri"/>
-                <w:b/>
-                <w:bCs/>
-                <w:color w:val="000000"/>
-                <w:sz w:val="20"/>
-                <w:szCs w:val="20"/>
-                <w:lang w:val="en-IN" w:eastAsia="en-IN"/>
-              </w:rPr>
-              <w:t>156,  Flat</w:t>
-            </w:r>
-            <w:proofErr w:type="gramEnd"/>
-            <w:r>
-              <w:rPr>
-                <w:rFonts w:ascii="Calibri" w:hAnsi="Calibri" w:cs="Calibri"/>
-                <w:b/>
-                <w:bCs/>
-                <w:color w:val="000000"/>
-                <w:sz w:val="20"/>
-                <w:szCs w:val="20"/>
-                <w:lang w:val="en-IN" w:eastAsia="en-IN"/>
-              </w:rPr>
-              <w:t xml:space="preserve"> No.1403              </w:t>
+              <w:t xml:space="preserve">H.No.5-4-156,  Flat No.1403              </w:t>
             </w:r>
           </w:p>
           <w:p>
@@ -702,6 +676,7 @@
                 <w:lang w:val="en-IN" w:eastAsia="en-IN"/>
               </w:rPr>
             </w:pPr>
+            <w:proofErr w:type="spellStart"/>
             <w:r>
               <w:rPr>
                 <w:rFonts w:ascii="Calibri" w:hAnsi="Calibri" w:cs="Calibri"/>
@@ -712,7 +687,20 @@
                 <w:szCs w:val="20"/>
                 <w:lang w:val="en-IN" w:eastAsia="en-IN"/>
               </w:rPr>
-              <w:t>Ranigunj, Secunderabad-500003</w:t>
+              <w:t>Ranigunj</w:t>
+            </w:r>
+            <w:proofErr w:type="spellEnd"/>
+            <w:r>
+              <w:rPr>
+                <w:rFonts w:ascii="Calibri" w:hAnsi="Calibri" w:cs="Calibri"/>
+                <w:b/>
+                <w:bCs/>
+                <w:color w:val="000000"/>
+                <w:sz w:val="20"/>
+                <w:szCs w:val="20"/>
+                <w:lang w:val="en-IN" w:eastAsia="en-IN"/>
+              </w:rPr>
+              <w:t>, Secunderabad-500003</w:t>
             </w:r>
           </w:p>
         </w:tc>
@@ -1077,7 +1065,7 @@
     <w:p>
       <w:pPr>
         <w:pStyle w:val="BodyText"/>
-        <w:ind w:left="103"/>
+        <w:spacing w:before="6"/>
         <w:rPr>
           <w:sz w:val="22"/>
           <w:szCs w:val="22"/>
@@ -1086,383 +1074,328 @@
     </w:p>
     <w:p>
       <w:pPr>
-        <w:pStyle w:val="BodyText"/>
-        <w:spacing w:before="6"/>
-        <w:rPr>
-          <w:sz w:val="22"/>
-          <w:szCs w:val="22"/>
-        </w:rPr>
-      </w:pPr>
+        <w:rPr>
+          <w:rFonts w:ascii="Arial" w:hAnsi="Arial" w:cs="Arial"/>
+          <w:b/>
+          <w:bCs/>
+        </w:rPr>
+      </w:pPr>
+      <w:r>
+        <w:rPr>
+          <w:rFonts w:ascii="Arial" w:hAnsi="Arial" w:cs="Arial"/>
+          <w:b/>
+          <w:bCs/>
+        </w:rPr>
+        <w:t xml:space="preserve">                                                                                                                                                                     </w:t>
+      </w:r>
+      <w:r>
+        <w:rPr>
+          <w:rFonts w:ascii="Arial" w:hAnsi="Arial" w:cs="Arial"/>
+          <w:b/>
+          <w:bCs/>
+        </w:rPr>
+        <w:t xml:space="preserve">  </w:t>
+      </w:r>
     </w:p>
     <w:p>
       <w:pPr>
-        <w:pStyle w:val="BodyText"/>
-        <w:spacing w:before="10"/>
-        <w:rPr>
+        <w:rPr>
+          <w:rFonts w:ascii="Arial" w:hAnsi="Arial" w:cs="Arial"/>
           <w:b/>
-          <w:sz w:val="13"/>
-        </w:rPr>
-      </w:pPr>
+          <w:bCs/>
+        </w:rPr>
+      </w:pPr>
+      <w:r>
+        <w:rPr>
+          <w:rFonts w:ascii="Arial" w:hAnsi="Arial" w:cs="Arial"/>
+          <w:b/>
+          <w:bCs/>
+        </w:rPr>
+        <w:t xml:space="preserve">                                                                                                                                </w:t>
+      </w:r>
+      <w:r>
+        <w:rPr>
+          <w:rFonts w:ascii="Arial" w:hAnsi="Arial" w:cs="Arial"/>
+          <w:b/>
+          <w:bCs/>
+        </w:rPr>
+        <w:t>Date:{{date}}</w:t>
+      </w:r>
     </w:p>
     <w:p>
       <w:pPr>
         <w:rPr>
+          <w:rFonts w:ascii="Arial" w:hAnsi="Arial" w:cs="Arial"/>
           <w:b/>
           <w:bCs/>
         </w:rPr>
       </w:pPr>
       <w:r>
         <w:rPr>
+          <w:rFonts w:ascii="Arial" w:hAnsi="Arial" w:cs="Arial"/>
           <w:b/>
           <w:bCs/>
         </w:rPr>
-        <w:t xml:space="preserve">                                                                                                                                                                     </w:t>
-      </w:r>
-      <w:proofErr w:type="gramStart"/>
-      <w:r>
-        <w:rPr>
+        <w:t>To,</w:t>
+      </w:r>
+    </w:p>
+    <w:p>
+      <w:pPr>
+        <w:rPr>
+          <w:rFonts w:ascii="Arial" w:hAnsi="Arial" w:cs="Arial"/>
           <w:b/>
           <w:bCs/>
         </w:rPr>
-        <w:t>Date:{</w:t>
-      </w:r>
-      <w:proofErr w:type="gramEnd"/>
-      <w:r>
-        <w:rPr>
+      </w:pPr>
+      <w:r>
+        <w:rPr>
+          <w:rFonts w:ascii="Arial" w:hAnsi="Arial" w:cs="Arial"/>
           <w:b/>
           <w:bCs/>
         </w:rPr>
-        <w:t>{date}}</w:t>
+        <w:t>{{name}}</w:t>
       </w:r>
     </w:p>
     <w:p>
       <w:pPr>
         <w:rPr>
+          <w:rFonts w:ascii="Arial" w:hAnsi="Arial" w:cs="Arial"/>
           <w:b/>
           <w:bCs/>
-          <w:sz w:val="18"/>
-          <w:szCs w:val="18"/>
-        </w:rPr>
-      </w:pPr>
-      <w:r>
-        <w:rPr>
+        </w:rPr>
+      </w:pPr>
+      <w:r>
+        <w:rPr>
+          <w:rFonts w:ascii="Arial" w:hAnsi="Arial" w:cs="Arial"/>
           <w:b/>
           <w:bCs/>
-          <w:sz w:val="18"/>
-          <w:szCs w:val="18"/>
-        </w:rPr>
-        <w:t>To,</w:t>
+        </w:rPr>
+        <w:t>{{address}}</w:t>
+      </w:r>
+      <w:r>
+        <w:rPr>
+          <w:rFonts w:ascii="Arial" w:hAnsi="Arial" w:cs="Arial"/>
+          <w:b/>
+          <w:bCs/>
+        </w:rPr>
+        <w:t xml:space="preserve">, </w:t>
+      </w:r>
+      <w:proofErr w:type="spellStart"/>
+      <w:r>
+        <w:rPr>
+          <w:rFonts w:ascii="Arial" w:hAnsi="Arial" w:cs="Arial"/>
+          <w:b/>
+          <w:bCs/>
+        </w:rPr>
+        <w:t>pincode</w:t>
+      </w:r>
+      <w:proofErr w:type="spellEnd"/>
+      <w:r>
+        <w:rPr>
+          <w:rFonts w:ascii="Arial" w:hAnsi="Arial" w:cs="Arial"/>
+          <w:b/>
+          <w:bCs/>
+        </w:rPr>
+        <w:t>-{{</w:t>
+      </w:r>
+      <w:proofErr w:type="spellStart"/>
+      <w:r>
+        <w:rPr>
+          <w:rFonts w:ascii="Arial" w:hAnsi="Arial" w:cs="Arial"/>
+          <w:b/>
+          <w:bCs/>
+        </w:rPr>
+        <w:t>pincode</w:t>
+      </w:r>
+      <w:proofErr w:type="spellEnd"/>
+      <w:r>
+        <w:rPr>
+          <w:rFonts w:ascii="Arial" w:hAnsi="Arial" w:cs="Arial"/>
+          <w:b/>
+          <w:bCs/>
+        </w:rPr>
+        <w:t>}}</w:t>
+      </w:r>
+      <w:r>
+        <w:rPr>
+          <w:rFonts w:ascii="Arial" w:hAnsi="Arial" w:cs="Arial"/>
+          <w:b/>
+          <w:bCs/>
+        </w:rPr>
+        <w:t>, Ph</w:t>
+      </w:r>
+      <w:r>
+        <w:rPr>
+          <w:rFonts w:ascii="Arial" w:hAnsi="Arial" w:cs="Arial"/>
+          <w:b/>
+          <w:bCs/>
+        </w:rPr>
+        <w:t>-{{mobile}}</w:t>
+      </w:r>
+      <w:r>
+        <w:rPr>
+          <w:rFonts w:ascii="Arial" w:hAnsi="Arial" w:cs="Arial"/>
+          <w:b/>
+          <w:bCs/>
+        </w:rPr>
+        <w:t>:</w:t>
       </w:r>
     </w:p>
     <w:p>
       <w:pPr>
         <w:rPr>
+          <w:rFonts w:ascii="Arial" w:hAnsi="Arial" w:cs="Arial"/>
           <w:b/>
           <w:bCs/>
-          <w:sz w:val="18"/>
-          <w:szCs w:val="18"/>
-        </w:rPr>
-      </w:pPr>
-      <w:r>
-        <w:rPr>
+        </w:rPr>
+      </w:pPr>
+    </w:p>
+    <w:p>
+      <w:pPr>
+        <w:spacing w:after="160" w:line="259" w:lineRule="auto"/>
+        <w:rPr>
+          <w:rFonts w:ascii="Arial" w:hAnsi="Arial" w:cs="Arial"/>
+        </w:rPr>
+      </w:pPr>
+      <w:r>
+        <w:rPr>
+          <w:rFonts w:ascii="Arial" w:hAnsi="Arial" w:cs="Arial"/>
           <w:b/>
           <w:bCs/>
-          <w:sz w:val="18"/>
-          <w:szCs w:val="18"/>
-        </w:rPr>
-        <w:t>{{name}}</w:t>
+        </w:rPr>
+        <w:t>Subject: Notice for Non-Registration of Financed Vehicle and Breach of Loan Agreement</w:t>
       </w:r>
     </w:p>
     <w:p>
       <w:pPr>
-        <w:rPr>
+        <w:spacing w:after="160" w:line="259" w:lineRule="auto"/>
+        <w:rPr>
+          <w:rFonts w:ascii="Arial" w:hAnsi="Arial" w:cs="Arial"/>
+        </w:rPr>
+      </w:pPr>
+      <w:r>
+        <w:rPr>
+          <w:rFonts w:ascii="Arial" w:hAnsi="Arial" w:cs="Arial"/>
+        </w:rPr>
+        <w:t>Dear {{name}},</w:t>
+      </w:r>
+    </w:p>
+    <w:p>
+      <w:pPr>
+        <w:spacing w:after="160" w:line="259" w:lineRule="auto"/>
+        <w:rPr>
+          <w:rFonts w:ascii="Arial" w:hAnsi="Arial" w:cs="Arial"/>
+        </w:rPr>
+      </w:pPr>
+      <w:r>
+        <w:rPr>
+          <w:rFonts w:ascii="Arial" w:hAnsi="Arial" w:cs="Arial"/>
+        </w:rPr>
+        <w:t xml:space="preserve">This is to bring to your attention that, as per </w:t>
+      </w:r>
+      <w:r>
+        <w:rPr>
+          <w:rFonts w:ascii="Arial" w:hAnsi="Arial" w:cs="Arial"/>
+        </w:rPr>
+        <w:t>the</w:t>
+      </w:r>
+      <w:r>
+        <w:rPr>
+          <w:rFonts w:ascii="Arial" w:hAnsi="Arial" w:cs="Arial"/>
+        </w:rPr>
+        <w:t xml:space="preserve"> Loan Agreement of  loan number {{</w:t>
+      </w:r>
+      <w:proofErr w:type="spellStart"/>
+      <w:r>
+        <w:rPr>
+          <w:rFonts w:ascii="Arial" w:hAnsi="Arial" w:cs="Arial"/>
+        </w:rPr>
+        <w:t>loan_number</w:t>
+      </w:r>
+      <w:proofErr w:type="spellEnd"/>
+      <w:r>
+        <w:rPr>
+          <w:rFonts w:ascii="Arial" w:hAnsi="Arial" w:cs="Arial"/>
+        </w:rPr>
+        <w:t>}} and Vehicle No</w:t>
+      </w:r>
+      <w:r>
+        <w:rPr>
+          <w:rFonts w:ascii="Arial" w:hAnsi="Arial" w:cs="Arial"/>
+        </w:rPr>
+        <w:t>.</w:t>
+      </w:r>
+      <w:r>
+        <w:rPr>
+          <w:rFonts w:ascii="Arial" w:hAnsi="Arial" w:cs="Arial"/>
+        </w:rPr>
+        <w:t xml:space="preserve"> executed between you as a Guarantor and </w:t>
+      </w:r>
+      <w:r>
+        <w:rPr>
+          <w:rFonts w:ascii="Arial" w:hAnsi="Arial" w:cs="Arial"/>
+        </w:rPr>
+        <w:t xml:space="preserve">M/s </w:t>
+      </w:r>
+      <w:r>
+        <w:rPr>
+          <w:rFonts w:ascii="Arial" w:hAnsi="Arial" w:cs="Arial"/>
+        </w:rPr>
+        <w:t xml:space="preserve">Padma Sai Holdings Private Limited, Borrower is obligated to complete the registration of the financed vehicle with the appropriate registering authority within </w:t>
+      </w:r>
+      <w:r>
+        <w:rPr>
+          <w:rFonts w:ascii="Arial" w:hAnsi="Arial" w:cs="Arial"/>
           <w:b/>
           <w:bCs/>
-          <w:sz w:val="18"/>
-          <w:szCs w:val="18"/>
-        </w:rPr>
-      </w:pPr>
-      <w:r>
-        <w:rPr>
-          <w:b/>
-          <w:bCs/>
-          <w:sz w:val="18"/>
-          <w:szCs w:val="18"/>
-        </w:rPr>
-        <w:t>{{address}}</w:t>
+        </w:rPr>
+        <w:t xml:space="preserve">30 (thirty) </w:t>
+      </w:r>
+      <w:r>
+        <w:rPr>
+          <w:rFonts w:ascii="Arial" w:hAnsi="Arial" w:cs="Arial"/>
+        </w:rPr>
+        <w:t>days from the date of delivery.</w:t>
       </w:r>
     </w:p>
     <w:p>
       <w:pPr>
-        <w:rPr>
-          <w:b/>
-          <w:bCs/>
-          <w:sz w:val="18"/>
-          <w:szCs w:val="18"/>
-        </w:rPr>
-      </w:pPr>
+        <w:spacing w:after="160" w:line="259" w:lineRule="auto"/>
+        <w:rPr>
+          <w:rFonts w:ascii="Arial" w:hAnsi="Arial" w:cs="Arial"/>
+        </w:rPr>
+      </w:pPr>
+      <w:r>
+        <w:rPr>
+          <w:rFonts w:ascii="Arial" w:hAnsi="Arial" w:cs="Arial"/>
+        </w:rPr>
+        <w:t>However, it has been observed that Borrower ha</w:t>
+      </w:r>
+      <w:r>
+        <w:rPr>
+          <w:rFonts w:ascii="Arial" w:hAnsi="Arial" w:cs="Arial"/>
+        </w:rPr>
+        <w:t>s</w:t>
+      </w:r>
+      <w:r>
+        <w:rPr>
+          <w:rFonts w:ascii="Arial" w:hAnsi="Arial" w:cs="Arial"/>
+        </w:rPr>
+        <w:t xml:space="preserve"> failed to register the said vehicle to date. Such failure constitutes a breach of the terms and conditions of the aforesaid Loan Agreement.</w:t>
+      </w:r>
     </w:p>
     <w:p>
       <w:pPr>
         <w:spacing w:after="160" w:line="259" w:lineRule="auto"/>
         <w:rPr>
-          <w:sz w:val="18"/>
-          <w:szCs w:val="18"/>
-        </w:rPr>
-      </w:pPr>
-      <w:r>
-        <w:rPr>
-          <w:b/>
-          <w:bCs/>
-          <w:sz w:val="18"/>
-          <w:szCs w:val="18"/>
-        </w:rPr>
-        <w:t>Subject: Notice for Non-Registration of Financed Vehicle and Breach of Loan Agreement</w:t>
-      </w:r>
-    </w:p>
-    <w:p>
-      <w:pPr>
-        <w:spacing w:after="160" w:line="259" w:lineRule="auto"/>
-        <w:rPr>
-          <w:sz w:val="18"/>
-          <w:szCs w:val="18"/>
-        </w:rPr>
-      </w:pPr>
-      <w:r>
-        <w:rPr>
-          <w:sz w:val="18"/>
-          <w:szCs w:val="18"/>
-        </w:rPr>
-        <w:t xml:space="preserve">Dear </w:t>
-      </w:r>
-      <w:r>
-        <w:rPr>
-          <w:sz w:val="18"/>
-          <w:szCs w:val="18"/>
-        </w:rPr>
-        <w:t>{{name}}</w:t>
-      </w:r>
-      <w:r>
-        <w:rPr>
-          <w:sz w:val="18"/>
-          <w:szCs w:val="18"/>
-        </w:rPr>
-        <w:t>,</w:t>
-      </w:r>
-    </w:p>
-    <w:p>
-      <w:pPr>
-        <w:spacing w:after="160" w:line="259" w:lineRule="auto"/>
-        <w:rPr>
-          <w:sz w:val="18"/>
-          <w:szCs w:val="18"/>
-        </w:rPr>
-      </w:pPr>
-      <w:r>
-        <w:rPr>
-          <w:sz w:val="18"/>
-          <w:szCs w:val="18"/>
-        </w:rPr>
-        <w:t>This is to bring to your attention that, as per   Loan Agreement</w:t>
-      </w:r>
-      <w:r>
-        <w:rPr>
-          <w:sz w:val="18"/>
-          <w:szCs w:val="18"/>
-        </w:rPr>
-        <w:t xml:space="preserve"> </w:t>
-      </w:r>
-      <w:proofErr w:type="gramStart"/>
-      <w:r>
-        <w:rPr>
-          <w:sz w:val="18"/>
-          <w:szCs w:val="18"/>
-        </w:rPr>
-        <w:t>of  loan</w:t>
-      </w:r>
-      <w:proofErr w:type="gramEnd"/>
-      <w:r>
-        <w:rPr>
-          <w:sz w:val="18"/>
-          <w:szCs w:val="18"/>
-        </w:rPr>
-        <w:t xml:space="preserve"> number </w:t>
-      </w:r>
-      <w:r>
-        <w:rPr>
-          <w:sz w:val="18"/>
-          <w:szCs w:val="18"/>
-        </w:rPr>
-        <w:t>{{loan_number}}</w:t>
-      </w:r>
-      <w:r>
-        <w:rPr>
-          <w:sz w:val="18"/>
-          <w:szCs w:val="18"/>
-        </w:rPr>
-        <w:t xml:space="preserve"> and Vehicle No</w:t>
-      </w:r>
-      <w:r>
-        <w:rPr>
-          <w:sz w:val="18"/>
-          <w:szCs w:val="18"/>
-        </w:rPr>
-        <w:t xml:space="preserve"> </w:t>
-      </w:r>
-      <w:r>
-        <w:rPr>
-          <w:sz w:val="18"/>
-          <w:szCs w:val="18"/>
-        </w:rPr>
-        <w:t>executed between you</w:t>
-      </w:r>
-      <w:r>
-        <w:rPr>
-          <w:sz w:val="18"/>
-          <w:szCs w:val="18"/>
-        </w:rPr>
-        <w:t xml:space="preserve"> as a Guarantor</w:t>
-      </w:r>
-      <w:r>
-        <w:rPr>
-          <w:sz w:val="18"/>
-          <w:szCs w:val="18"/>
-        </w:rPr>
-        <w:t xml:space="preserve"> and </w:t>
-      </w:r>
-      <w:r>
-        <w:rPr>
-          <w:sz w:val="18"/>
-          <w:szCs w:val="18"/>
-        </w:rPr>
-        <w:t>Padma Sai Holdings</w:t>
-      </w:r>
-      <w:r>
-        <w:rPr>
-          <w:sz w:val="18"/>
-          <w:szCs w:val="18"/>
-        </w:rPr>
-        <w:t xml:space="preserve"> Private Limited, </w:t>
-      </w:r>
-      <w:r>
-        <w:rPr>
-          <w:sz w:val="18"/>
-          <w:szCs w:val="18"/>
-        </w:rPr>
-        <w:t>Borrower</w:t>
-      </w:r>
-      <w:r>
-        <w:rPr>
-          <w:sz w:val="18"/>
-          <w:szCs w:val="18"/>
-        </w:rPr>
-        <w:t xml:space="preserve"> </w:t>
-      </w:r>
-      <w:r>
-        <w:rPr>
-          <w:sz w:val="18"/>
-          <w:szCs w:val="18"/>
-        </w:rPr>
-        <w:t>is</w:t>
-      </w:r>
-      <w:r>
-        <w:rPr>
-          <w:sz w:val="18"/>
-          <w:szCs w:val="18"/>
-        </w:rPr>
-        <w:t xml:space="preserve"> obligated to complete the registration of the financed vehicle with the appropriate registering authority within </w:t>
-      </w:r>
-      <w:r>
-        <w:rPr>
-          <w:b/>
-          <w:bCs/>
-          <w:sz w:val="18"/>
-          <w:szCs w:val="18"/>
-        </w:rPr>
-        <w:t xml:space="preserve">30 (thirty) </w:t>
-      </w:r>
-      <w:r>
-        <w:rPr>
-          <w:sz w:val="18"/>
-          <w:szCs w:val="18"/>
-        </w:rPr>
-        <w:t>days from the date of delivery.</w:t>
-      </w:r>
-    </w:p>
-    <w:p>
-      <w:pPr>
-        <w:spacing w:after="160" w:line="259" w:lineRule="auto"/>
-        <w:rPr>
-          <w:sz w:val="18"/>
-          <w:szCs w:val="18"/>
-        </w:rPr>
-      </w:pPr>
-      <w:r>
-        <w:rPr>
-          <w:sz w:val="18"/>
-          <w:szCs w:val="18"/>
-        </w:rPr>
-        <w:t xml:space="preserve">However, it has been observed that </w:t>
-      </w:r>
-      <w:r>
-        <w:rPr>
-          <w:sz w:val="18"/>
-          <w:szCs w:val="18"/>
-        </w:rPr>
-        <w:t>Borrower</w:t>
-      </w:r>
-      <w:r>
-        <w:rPr>
-          <w:sz w:val="18"/>
-          <w:szCs w:val="18"/>
-        </w:rPr>
-        <w:t xml:space="preserve"> have failed to register the said vehicle to date. Such failure constitutes a breach of the terms and conditions of the aforesaid Loan Agreement.</w:t>
-      </w:r>
-    </w:p>
-    <w:p>
-      <w:pPr>
-        <w:spacing w:after="160" w:line="259" w:lineRule="auto"/>
-        <w:rPr>
-          <w:sz w:val="18"/>
-          <w:szCs w:val="18"/>
-        </w:rPr>
-      </w:pPr>
-      <w:r>
-        <w:rPr>
-          <w:sz w:val="18"/>
-          <w:szCs w:val="18"/>
-        </w:rPr>
-        <w:t xml:space="preserve">In view of the above, </w:t>
-      </w:r>
-      <w:r>
-        <w:rPr>
-          <w:sz w:val="18"/>
-          <w:szCs w:val="18"/>
-        </w:rPr>
-        <w:t>borrower</w:t>
-      </w:r>
-      <w:r>
-        <w:rPr>
-          <w:sz w:val="18"/>
-          <w:szCs w:val="18"/>
-        </w:rPr>
-        <w:t xml:space="preserve"> </w:t>
-      </w:r>
-      <w:proofErr w:type="gramStart"/>
-      <w:r>
-        <w:rPr>
-          <w:sz w:val="18"/>
-          <w:szCs w:val="18"/>
-        </w:rPr>
-        <w:t>are</w:t>
-      </w:r>
-      <w:proofErr w:type="gramEnd"/>
-      <w:r>
-        <w:rPr>
-          <w:sz w:val="18"/>
-          <w:szCs w:val="18"/>
-        </w:rPr>
-        <w:t xml:space="preserve"> hereby called upon to comply with the following within the stipulated time:</w:t>
+          <w:rFonts w:ascii="Arial" w:hAnsi="Arial" w:cs="Arial"/>
+        </w:rPr>
+      </w:pPr>
+      <w:r>
+        <w:rPr>
+          <w:rFonts w:ascii="Arial" w:hAnsi="Arial" w:cs="Arial"/>
+        </w:rPr>
+        <w:t>In view of the above, borrower are hereby called upon to comply with the following within the stipulated time:</w:t>
       </w:r>
     </w:p>
     <w:p>
@@ -1476,32 +1409,28 @@
         <w:autoSpaceDN/>
         <w:spacing w:after="160" w:line="259" w:lineRule="auto"/>
         <w:rPr>
-          <w:sz w:val="18"/>
-          <w:szCs w:val="18"/>
-        </w:rPr>
-      </w:pPr>
-      <w:r>
-        <w:rPr>
+          <w:rFonts w:ascii="Arial" w:hAnsi="Arial" w:cs="Arial"/>
+        </w:rPr>
+      </w:pPr>
+      <w:r>
+        <w:rPr>
+          <w:rFonts w:ascii="Arial" w:hAnsi="Arial" w:cs="Arial"/>
           <w:b/>
           <w:bCs/>
-          <w:sz w:val="18"/>
-          <w:szCs w:val="18"/>
         </w:rPr>
         <w:t>To complete the registration of the vehicle within 2 (two) days from the date of receipt of this notice</w:t>
       </w:r>
       <w:r>
         <w:rPr>
-          <w:sz w:val="18"/>
-          <w:szCs w:val="18"/>
+          <w:rFonts w:ascii="Arial" w:hAnsi="Arial" w:cs="Arial"/>
         </w:rPr>
         <w:t xml:space="preserve">; </w:t>
       </w:r>
       <w:r>
         <w:rPr>
+          <w:rFonts w:ascii="Arial" w:hAnsi="Arial" w:cs="Arial"/>
           <w:b/>
           <w:bCs/>
-          <w:sz w:val="18"/>
-          <w:szCs w:val="18"/>
         </w:rPr>
         <w:t>or</w:t>
       </w:r>
@@ -1517,18 +1446,16 @@
         <w:autoSpaceDN/>
         <w:spacing w:after="160" w:line="259" w:lineRule="auto"/>
         <w:rPr>
+          <w:rFonts w:ascii="Arial" w:hAnsi="Arial" w:cs="Arial"/>
           <w:b/>
           <w:bCs/>
-          <w:sz w:val="18"/>
-          <w:szCs w:val="18"/>
-        </w:rPr>
-      </w:pPr>
-      <w:r>
-        <w:rPr>
+        </w:rPr>
+      </w:pPr>
+      <w:r>
+        <w:rPr>
+          <w:rFonts w:ascii="Arial" w:hAnsi="Arial" w:cs="Arial"/>
           <w:b/>
           <w:bCs/>
-          <w:sz w:val="18"/>
-          <w:szCs w:val="18"/>
         </w:rPr>
         <w:t>To foreclose and close the loan account in full within 3 (three) days from the date of receipt of this notice.</w:t>
       </w:r>
@@ -1537,44 +1464,26 @@
       <w:pPr>
         <w:spacing w:after="160" w:line="259" w:lineRule="auto"/>
         <w:rPr>
-          <w:sz w:val="18"/>
-          <w:szCs w:val="18"/>
-        </w:rPr>
-      </w:pPr>
-      <w:r>
-        <w:rPr>
-          <w:sz w:val="18"/>
-          <w:szCs w:val="18"/>
-        </w:rPr>
-        <w:t>Please take notice that failure to comply with the above within the prescribed time shall constrain us to initiate appropriate legal proceedings against</w:t>
-      </w:r>
-      <w:r>
-        <w:rPr>
-          <w:sz w:val="18"/>
-          <w:szCs w:val="18"/>
-        </w:rPr>
-        <w:t xml:space="preserve"> borrower and you as your guarantor</w:t>
-      </w:r>
-      <w:r>
-        <w:rPr>
-          <w:sz w:val="18"/>
-          <w:szCs w:val="18"/>
-        </w:rPr>
-        <w:t>, at your sole risk as to costs and consequences. Such action may include, but shall not be limited to, recovery proceedings in accordance with applicable laws.</w:t>
+          <w:rFonts w:ascii="Arial" w:hAnsi="Arial" w:cs="Arial"/>
+        </w:rPr>
+      </w:pPr>
+      <w:r>
+        <w:rPr>
+          <w:rFonts w:ascii="Arial" w:hAnsi="Arial" w:cs="Arial"/>
+        </w:rPr>
+        <w:t>Please take notice that failure to comply with the above within the prescribed time shall constrain us to initiate appropriate legal proceedings against borrower and you as your guarantor, at your sole risk as to costs and consequences. Such action may include, but shall not be limited to, recovery proceedings in accordance with applicable laws.</w:t>
       </w:r>
     </w:p>
     <w:p>
       <w:pPr>
         <w:spacing w:after="160" w:line="259" w:lineRule="auto"/>
         <w:rPr>
-          <w:sz w:val="18"/>
-          <w:szCs w:val="18"/>
-        </w:rPr>
-      </w:pPr>
-      <w:r>
-        <w:rPr>
-          <w:sz w:val="18"/>
-          <w:szCs w:val="18"/>
+          <w:rFonts w:ascii="Arial" w:hAnsi="Arial" w:cs="Arial"/>
+        </w:rPr>
+      </w:pPr>
+      <w:r>
+        <w:rPr>
+          <w:rFonts w:ascii="Arial" w:hAnsi="Arial" w:cs="Arial"/>
         </w:rPr>
         <w:t>This notice is being issued without prejudice to any other rights and remedies available to us under the Loan Agreement and applicable law.</w:t>
       </w:r>
@@ -1583,38 +1492,39 @@
       <w:pPr>
         <w:spacing w:after="160" w:line="259" w:lineRule="auto"/>
         <w:rPr>
-          <w:sz w:val="18"/>
-          <w:szCs w:val="18"/>
-        </w:rPr>
-      </w:pPr>
-      <w:r>
-        <w:rPr>
-          <w:sz w:val="18"/>
-          <w:szCs w:val="18"/>
-        </w:rPr>
-        <w:t>Yours faithfully,</w:t>
-      </w:r>
-      <w:r>
-        <w:rPr>
-          <w:sz w:val="18"/>
-          <w:szCs w:val="18"/>
-        </w:rPr>
-        <w:br/>
-      </w:r>
-      <w:r>
-        <w:rPr>
-          <w:sz w:val="18"/>
-          <w:szCs w:val="18"/>
-        </w:rPr>
-        <w:t>Sree Mani Finance</w:t>
-      </w:r>
+          <w:rFonts w:ascii="Arial" w:hAnsi="Arial" w:cs="Arial"/>
+        </w:rPr>
+      </w:pPr>
     </w:p>
     <w:p>
       <w:pPr>
+        <w:spacing w:after="160" w:line="259" w:lineRule="auto"/>
+        <w:rPr>
+          <w:rFonts w:ascii="Arial" w:hAnsi="Arial" w:cs="Arial"/>
+        </w:rPr>
+      </w:pPr>
+      <w:r>
+        <w:rPr>
+          <w:rFonts w:ascii="Arial" w:hAnsi="Arial" w:cs="Arial"/>
+        </w:rPr>
+        <w:t>Yours faithfully,</w:t>
+      </w:r>
+      <w:r>
+        <w:rPr>
+          <w:rFonts w:ascii="Arial" w:hAnsi="Arial" w:cs="Arial"/>
+        </w:rPr>
+        <w:br/>
+        <w:t>Sree Mani Finance</w:t>
+      </w:r>
+    </w:p>
+    <w:p>
+      <w:pPr>
         <w:pStyle w:val="BodyText"/>
         <w:spacing w:before="10"/>
         <w:rPr>
-          <w:sz w:val="13"/>
+          <w:rFonts w:ascii="Arial" w:hAnsi="Arial" w:cs="Arial"/>
+          <w:sz w:val="22"/>
+          <w:szCs w:val="22"/>
         </w:rPr>
       </w:pPr>
     </w:p>
@@ -1622,190 +1532,276 @@
       <w:pPr>
         <w:pStyle w:val="BodyText"/>
         <w:ind w:left="103"/>
-      </w:pPr>
-      <w:r>
-        <w:rPr>
+        <w:rPr>
+          <w:rFonts w:ascii="Arial" w:hAnsi="Arial" w:cs="Arial"/>
+          <w:sz w:val="22"/>
+          <w:szCs w:val="22"/>
+        </w:rPr>
+      </w:pPr>
+      <w:r>
+        <w:rPr>
+          <w:rFonts w:ascii="Arial" w:hAnsi="Arial" w:cs="Arial"/>
           <w:spacing w:val="-4"/>
           <w:w w:val="90"/>
+          <w:sz w:val="22"/>
+          <w:szCs w:val="22"/>
         </w:rPr>
         <w:t>Note:</w:t>
       </w:r>
       <w:r>
         <w:rPr>
+          <w:rFonts w:ascii="Arial" w:hAnsi="Arial" w:cs="Arial"/>
           <w:spacing w:val="-12"/>
           <w:w w:val="90"/>
+          <w:sz w:val="22"/>
+          <w:szCs w:val="22"/>
         </w:rPr>
         <w:t xml:space="preserve"> </w:t>
       </w:r>
       <w:r>
         <w:rPr>
+          <w:rFonts w:ascii="Arial" w:hAnsi="Arial" w:cs="Arial"/>
           <w:spacing w:val="-4"/>
           <w:w w:val="90"/>
+          <w:sz w:val="22"/>
+          <w:szCs w:val="22"/>
         </w:rPr>
         <w:t>This</w:t>
       </w:r>
       <w:r>
         <w:rPr>
+          <w:rFonts w:ascii="Arial" w:hAnsi="Arial" w:cs="Arial"/>
           <w:spacing w:val="-6"/>
           <w:w w:val="90"/>
+          <w:sz w:val="22"/>
+          <w:szCs w:val="22"/>
         </w:rPr>
         <w:t xml:space="preserve"> </w:t>
       </w:r>
       <w:r>
         <w:rPr>
+          <w:rFonts w:ascii="Arial" w:hAnsi="Arial" w:cs="Arial"/>
           <w:spacing w:val="-4"/>
           <w:w w:val="90"/>
+          <w:sz w:val="22"/>
+          <w:szCs w:val="22"/>
         </w:rPr>
         <w:t>is</w:t>
       </w:r>
       <w:r>
         <w:rPr>
+          <w:rFonts w:ascii="Arial" w:hAnsi="Arial" w:cs="Arial"/>
           <w:spacing w:val="-6"/>
           <w:w w:val="90"/>
+          <w:sz w:val="22"/>
+          <w:szCs w:val="22"/>
         </w:rPr>
         <w:t xml:space="preserve"> </w:t>
       </w:r>
       <w:r>
         <w:rPr>
+          <w:rFonts w:ascii="Arial" w:hAnsi="Arial" w:cs="Arial"/>
           <w:spacing w:val="-4"/>
           <w:w w:val="90"/>
+          <w:sz w:val="22"/>
+          <w:szCs w:val="22"/>
         </w:rPr>
         <w:t>a</w:t>
       </w:r>
       <w:r>
         <w:rPr>
+          <w:rFonts w:ascii="Arial" w:hAnsi="Arial" w:cs="Arial"/>
           <w:spacing w:val="-13"/>
           <w:w w:val="90"/>
+          <w:sz w:val="22"/>
+          <w:szCs w:val="22"/>
         </w:rPr>
         <w:t xml:space="preserve"> </w:t>
       </w:r>
       <w:r>
         <w:rPr>
+          <w:rFonts w:ascii="Arial" w:hAnsi="Arial" w:cs="Arial"/>
           <w:spacing w:val="-4"/>
           <w:w w:val="90"/>
+          <w:sz w:val="22"/>
+          <w:szCs w:val="22"/>
         </w:rPr>
         <w:t>system</w:t>
       </w:r>
       <w:r>
         <w:rPr>
+          <w:rFonts w:ascii="Arial" w:hAnsi="Arial" w:cs="Arial"/>
           <w:spacing w:val="-19"/>
           <w:w w:val="90"/>
+          <w:sz w:val="22"/>
+          <w:szCs w:val="22"/>
         </w:rPr>
         <w:t xml:space="preserve"> </w:t>
       </w:r>
       <w:r>
         <w:rPr>
+          <w:rFonts w:ascii="Arial" w:hAnsi="Arial" w:cs="Arial"/>
           <w:spacing w:val="-4"/>
           <w:w w:val="90"/>
+          <w:sz w:val="22"/>
+          <w:szCs w:val="22"/>
         </w:rPr>
         <w:t>generated</w:t>
       </w:r>
       <w:r>
         <w:rPr>
+          <w:rFonts w:ascii="Arial" w:hAnsi="Arial" w:cs="Arial"/>
           <w:spacing w:val="-11"/>
           <w:w w:val="90"/>
+          <w:sz w:val="22"/>
+          <w:szCs w:val="22"/>
         </w:rPr>
         <w:t xml:space="preserve"> </w:t>
       </w:r>
       <w:r>
         <w:rPr>
+          <w:rFonts w:ascii="Arial" w:hAnsi="Arial" w:cs="Arial"/>
           <w:spacing w:val="-4"/>
           <w:w w:val="90"/>
+          <w:sz w:val="22"/>
+          <w:szCs w:val="22"/>
         </w:rPr>
         <w:t>letter.</w:t>
       </w:r>
       <w:r>
         <w:rPr>
+          <w:rFonts w:ascii="Arial" w:hAnsi="Arial" w:cs="Arial"/>
           <w:spacing w:val="-7"/>
           <w:w w:val="90"/>
+          <w:sz w:val="22"/>
+          <w:szCs w:val="22"/>
         </w:rPr>
         <w:t xml:space="preserve"> </w:t>
       </w:r>
       <w:r>
         <w:rPr>
+          <w:rFonts w:ascii="Arial" w:hAnsi="Arial" w:cs="Arial"/>
           <w:spacing w:val="-4"/>
           <w:w w:val="90"/>
+          <w:sz w:val="22"/>
+          <w:szCs w:val="22"/>
         </w:rPr>
         <w:t>Hence,</w:t>
       </w:r>
       <w:r>
         <w:rPr>
+          <w:rFonts w:ascii="Arial" w:hAnsi="Arial" w:cs="Arial"/>
           <w:spacing w:val="-8"/>
           <w:w w:val="90"/>
+          <w:sz w:val="22"/>
+          <w:szCs w:val="22"/>
         </w:rPr>
         <w:t xml:space="preserve"> </w:t>
       </w:r>
       <w:r>
         <w:rPr>
+          <w:rFonts w:ascii="Arial" w:hAnsi="Arial" w:cs="Arial"/>
           <w:spacing w:val="-4"/>
           <w:w w:val="90"/>
+          <w:sz w:val="22"/>
+          <w:szCs w:val="22"/>
         </w:rPr>
         <w:t>it</w:t>
       </w:r>
       <w:r>
         <w:rPr>
+          <w:rFonts w:ascii="Arial" w:hAnsi="Arial" w:cs="Arial"/>
           <w:w w:val="90"/>
+          <w:sz w:val="22"/>
+          <w:szCs w:val="22"/>
         </w:rPr>
         <w:t xml:space="preserve"> </w:t>
       </w:r>
       <w:r>
         <w:rPr>
+          <w:rFonts w:ascii="Arial" w:hAnsi="Arial" w:cs="Arial"/>
           <w:spacing w:val="-4"/>
           <w:w w:val="90"/>
+          <w:sz w:val="22"/>
+          <w:szCs w:val="22"/>
         </w:rPr>
         <w:t>does</w:t>
       </w:r>
       <w:r>
         <w:rPr>
+          <w:rFonts w:ascii="Arial" w:hAnsi="Arial" w:cs="Arial"/>
           <w:spacing w:val="-6"/>
           <w:w w:val="90"/>
+          <w:sz w:val="22"/>
+          <w:szCs w:val="22"/>
         </w:rPr>
         <w:t xml:space="preserve"> </w:t>
       </w:r>
       <w:r>
         <w:rPr>
+          <w:rFonts w:ascii="Arial" w:hAnsi="Arial" w:cs="Arial"/>
           <w:spacing w:val="-4"/>
           <w:w w:val="90"/>
+          <w:sz w:val="22"/>
+          <w:szCs w:val="22"/>
         </w:rPr>
         <w:t>not</w:t>
       </w:r>
       <w:r>
         <w:rPr>
+          <w:rFonts w:ascii="Arial" w:hAnsi="Arial" w:cs="Arial"/>
           <w:w w:val="90"/>
+          <w:sz w:val="22"/>
+          <w:szCs w:val="22"/>
         </w:rPr>
         <w:t xml:space="preserve"> </w:t>
       </w:r>
       <w:r>
         <w:rPr>
+          <w:rFonts w:ascii="Arial" w:hAnsi="Arial" w:cs="Arial"/>
           <w:spacing w:val="-4"/>
           <w:w w:val="90"/>
+          <w:sz w:val="22"/>
+          <w:szCs w:val="22"/>
         </w:rPr>
         <w:t>require</w:t>
       </w:r>
       <w:r>
         <w:rPr>
+          <w:rFonts w:ascii="Arial" w:hAnsi="Arial" w:cs="Arial"/>
           <w:spacing w:val="-13"/>
           <w:w w:val="90"/>
+          <w:sz w:val="22"/>
+          <w:szCs w:val="22"/>
         </w:rPr>
         <w:t xml:space="preserve"> </w:t>
       </w:r>
       <w:r>
         <w:rPr>
+          <w:rFonts w:ascii="Arial" w:hAnsi="Arial" w:cs="Arial"/>
           <w:spacing w:val="-3"/>
           <w:w w:val="90"/>
+          <w:sz w:val="22"/>
+          <w:szCs w:val="22"/>
         </w:rPr>
         <w:t>any</w:t>
       </w:r>
       <w:r>
         <w:rPr>
+          <w:rFonts w:ascii="Arial" w:hAnsi="Arial" w:cs="Arial"/>
           <w:w w:val="90"/>
+          <w:sz w:val="22"/>
+          <w:szCs w:val="22"/>
         </w:rPr>
         <w:t xml:space="preserve"> </w:t>
       </w:r>
       <w:r>
         <w:rPr>
+          <w:rFonts w:ascii="Arial" w:hAnsi="Arial" w:cs="Arial"/>
           <w:spacing w:val="-3"/>
           <w:w w:val="90"/>
+          <w:sz w:val="22"/>
+          <w:szCs w:val="22"/>
         </w:rPr>
         <w:t>signature.</w:t>
       </w:r>
@@ -1815,8 +1811,10 @@
         <w:pStyle w:val="BodyText"/>
         <w:spacing w:before="10"/>
         <w:rPr>
+          <w:rFonts w:ascii="Arial" w:hAnsi="Arial" w:cs="Arial"/>
           <w:b/>
-          <w:sz w:val="13"/>
+          <w:sz w:val="22"/>
+          <w:szCs w:val="22"/>
         </w:rPr>
       </w:pPr>
     </w:p>
@@ -2177,13 +2175,13 @@
       </w:rPr>
     </w:lvl>
   </w:abstractNum>
-  <w:num w:numId="1" w16cid:durableId="1304502043">
+  <w:num w:numId="1" w16cid:durableId="1659075862">
     <w:abstractNumId w:val="2"/>
   </w:num>
-  <w:num w:numId="2" w16cid:durableId="1461537776">
+  <w:num w:numId="2" w16cid:durableId="1976791662">
     <w:abstractNumId w:val="0"/>
   </w:num>
-  <w:num w:numId="3" w16cid:durableId="87577179">
+  <w:num w:numId="3" w16cid:durableId="238293584">
     <w:abstractNumId w:val="1"/>
   </w:num>
 </w:numbering>

--- a/templates_docx/smf_Square_Letter_Head_Registration_borrower.docx
+++ b/templates_docx/smf_Square_Letter_Head_Registration_borrower.docx
@@ -331,7 +331,48 @@
                 <w:szCs w:val="60"/>
                 <w:lang w:val="en-IN" w:eastAsia="en-IN"/>
               </w:rPr>
-              <w:t>SREE MANI FINANCE</w:t>
+              <w:t xml:space="preserve">                </w:t>
+            </w:r>
+            <w:r>
+              <w:rPr>
+                <w:noProof/>
+                <w:sz w:val="20"/>
+              </w:rPr>
+              <w:drawing>
+                <wp:inline distT="0" distB="0" distL="0" distR="0" wp14:anchorId="53FE7B4E" wp14:editId="64CD3354">
+                  <wp:extent cx="1220203" cy="346138"/>
+                  <wp:effectExtent l="0" t="0" r="0" b="0"/>
+                  <wp:docPr id="1" name="image1.png"/>
+                  <wp:cNvGraphicFramePr>
+                    <a:graphicFrameLocks xmlns:a="http://schemas.openxmlformats.org/drawingml/2006/main" noChangeAspect="1"/>
+                  </wp:cNvGraphicFramePr>
+                  <a:graphic xmlns:a="http://schemas.openxmlformats.org/drawingml/2006/main">
+                    <a:graphicData uri="http://schemas.openxmlformats.org/drawingml/2006/picture">
+                      <pic:pic xmlns:pic="http://schemas.openxmlformats.org/drawingml/2006/picture">
+                        <pic:nvPicPr>
+                          <pic:cNvPr id="2" name="image1.png"/>
+                          <pic:cNvPicPr/>
+                        </pic:nvPicPr>
+                        <pic:blipFill>
+                          <a:blip r:embed="rId5" cstate="print"/>
+                          <a:stretch>
+                            <a:fillRect/>
+                          </a:stretch>
+                        </pic:blipFill>
+                        <pic:spPr>
+                          <a:xfrm>
+                            <a:off x="0" y="0"/>
+                            <a:ext cx="1220203" cy="346138"/>
+                          </a:xfrm>
+                          <a:prstGeom prst="rect">
+                            <a:avLst/>
+                          </a:prstGeom>
+                        </pic:spPr>
+                      </pic:pic>
+                    </a:graphicData>
+                  </a:graphic>
+                </wp:inline>
+              </w:drawing>
             </w:r>
           </w:p>
         </w:tc>
